--- a/spa/docx/61.content.docx
+++ b/spa/docx/61.content.docx
@@ -19,7 +19,7 @@
         <w:rPr>
           <w:lang w:val="es_ES" w:bidi="es_ES"/>
         </w:rPr>
-        <w:t>Resource: Notas de Estudio - Introducciones a los Libros (Tyndale)</w:t>
+        <w:t>Resource: Tyndale Open Study Notes</w:t>
       </w:r>
       <w:r>
         <w:rPr>
@@ -112,7 +112,7 @@
         <w:rPr>
           <w:lang w:val="es_ES" w:bidi="es_ES"/>
         </w:rPr>
-        <w:t>Notas de Estudio - Introducciones a los Libros (Tyndale)</w:t>
+        <w:t>Tyndale Open Study Notes</w:t>
       </w:r>
     </w:p>
     <w:p>

--- a/spa/docx/61.content.docx
+++ b/spa/docx/61.content.docx
@@ -19,7 +19,7 @@
         <w:rPr>
           <w:lang w:val="es_ES" w:bidi="es_ES"/>
         </w:rPr>
-        <w:t>Resource: Tyndale Open Study Notes</w:t>
+        <w:t>Resource: Aquifer Open Study Notes (Book Intros)</w:t>
       </w:r>
       <w:r>
         <w:rPr>
@@ -112,7 +112,7 @@
         <w:rPr>
           <w:lang w:val="es_ES" w:bidi="es_ES"/>
         </w:rPr>
-        <w:t>Tyndale Open Study Notes</w:t>
+        <w:t>Aquifer Open Study Notes (Book Intros)</w:t>
       </w:r>
     </w:p>
     <w:p>

--- a/spa/docx/61.content.docx
+++ b/spa/docx/61.content.docx
@@ -258,54 +258,36 @@
         </w:rPr>
         <w:t>Es probable que Segunda Pedro haya sido escrita al mismo grupo de cristianos que 1 Pedro (</w:t>
       </w:r>
-      <w:hyperlink r:id="rId13">
-        <w:r>
-          <w:rPr>
-            <w:lang w:val="es_ES" w:bidi="es_ES"/>
-          </w:rPr>
-          <w:rPr>
-            <w:color w:val="0000EE"/>
-            <w:u w:val="single"/>
-          </w:rPr>
-          <w:t>1 Pe 1:1,</w:t>
-        </w:r>
-      </w:hyperlink>
+      <w:r>
+        <w:rPr>
+          <w:lang w:val="es_ES" w:bidi="es_ES"/>
+        </w:rPr>
+        <w:t>1 Pe 1:1,</w:t>
+      </w:r>
       <w:r>
         <w:rPr>
           <w:lang w:val="es_ES" w:bidi="es_ES"/>
         </w:rPr>
         <w:t xml:space="preserve"> ver </w:t>
       </w:r>
-      <w:hyperlink r:id="rId14">
-        <w:r>
-          <w:rPr>
-            <w:lang w:val="es_ES" w:bidi="es_ES"/>
-          </w:rPr>
-          <w:rPr>
-            <w:color w:val="0000EE"/>
-            <w:u w:val="single"/>
-          </w:rPr>
-          <w:t>2 Pe 3:1</w:t>
-        </w:r>
-      </w:hyperlink>
+      <w:r>
+        <w:rPr>
+          <w:lang w:val="es_ES" w:bidi="es_ES"/>
+        </w:rPr>
+        <w:t>2 Pe 3:1</w:t>
+      </w:r>
       <w:r>
         <w:rPr>
           <w:lang w:val="es_ES" w:bidi="es_ES"/>
         </w:rPr>
         <w:t>). No sabemos si Pedro alguna vez visitó Asia Menor, ya que el Nuevo Testamento nos dice poco sobre sus movimientos después de que partió de Jerusalén alrededor del año 44 d. C. (</w:t>
       </w:r>
-      <w:hyperlink r:id="rId15">
-        <w:r>
-          <w:rPr>
-            <w:lang w:val="es_ES" w:bidi="es_ES"/>
-          </w:rPr>
-          <w:rPr>
-            <w:color w:val="0000EE"/>
-            <w:u w:val="single"/>
-          </w:rPr>
-          <w:t>Hechos 12:16–17</w:t>
-        </w:r>
-      </w:hyperlink>
+      <w:r>
+        <w:rPr>
+          <w:lang w:val="es_ES" w:bidi="es_ES"/>
+        </w:rPr>
+        <w:t>Hechos 12:16–17</w:t>
+      </w:r>
       <w:r>
         <w:rPr>
           <w:lang w:val="es_ES" w:bidi="es_ES"/>
@@ -337,72 +319,48 @@
         </w:rPr>
         <w:t>En la apertura de la carta (</w:t>
       </w:r>
-      <w:hyperlink r:id="rId16">
-        <w:r>
-          <w:rPr>
-            <w:lang w:val="es_ES" w:bidi="es_ES"/>
-          </w:rPr>
-          <w:rPr>
-            <w:color w:val="0000EE"/>
-            <w:u w:val="single"/>
-          </w:rPr>
-          <w:t>1:1–15</w:t>
-        </w:r>
-      </w:hyperlink>
+      <w:r>
+        <w:rPr>
+          <w:lang w:val="es_ES" w:bidi="es_ES"/>
+        </w:rPr>
+        <w:t>1:1–15</w:t>
+      </w:r>
       <w:r>
         <w:rPr>
           <w:lang w:val="es_ES" w:bidi="es_ES"/>
         </w:rPr>
         <w:t>), Pedro se identifica a sí mismo y a sus lectores (</w:t>
       </w:r>
-      <w:hyperlink r:id="rId17">
-        <w:r>
-          <w:rPr>
-            <w:lang w:val="es_ES" w:bidi="es_ES"/>
-          </w:rPr>
-          <w:rPr>
-            <w:color w:val="0000EE"/>
-            <w:u w:val="single"/>
-          </w:rPr>
-          <w:t>1:1–2</w:t>
-        </w:r>
-      </w:hyperlink>
+      <w:r>
+        <w:rPr>
+          <w:lang w:val="es_ES" w:bidi="es_ES"/>
+        </w:rPr>
+        <w:t>1:1–2</w:t>
+      </w:r>
       <w:r>
         <w:rPr>
           <w:lang w:val="es_ES" w:bidi="es_ES"/>
         </w:rPr>
         <w:t>) e introduce su principal preocupación: que sus lectores crezcan en su conocimiento de Dios y de Cristo (</w:t>
       </w:r>
-      <w:hyperlink r:id="rId18">
-        <w:r>
-          <w:rPr>
-            <w:lang w:val="es_ES" w:bidi="es_ES"/>
-          </w:rPr>
-          <w:rPr>
-            <w:color w:val="0000EE"/>
-            <w:u w:val="single"/>
-          </w:rPr>
-          <w:t>1:3–11</w:t>
-        </w:r>
-      </w:hyperlink>
+      <w:r>
+        <w:rPr>
+          <w:lang w:val="es_ES" w:bidi="es_ES"/>
+        </w:rPr>
+        <w:t>1:3–11</w:t>
+      </w:r>
       <w:r>
         <w:rPr>
           <w:lang w:val="es_ES" w:bidi="es_ES"/>
         </w:rPr>
         <w:t>). También les comunica con un sentido de urgencia que no le queda mucho tiempo de vida (</w:t>
       </w:r>
-      <w:hyperlink r:id="rId19">
-        <w:r>
-          <w:rPr>
-            <w:lang w:val="es_ES" w:bidi="es_ES"/>
-          </w:rPr>
-          <w:rPr>
-            <w:color w:val="0000EE"/>
-            <w:u w:val="single"/>
-          </w:rPr>
-          <w:t>1:12–15</w:t>
-        </w:r>
-      </w:hyperlink>
+      <w:r>
+        <w:rPr>
+          <w:lang w:val="es_ES" w:bidi="es_ES"/>
+        </w:rPr>
+        <w:t>1:12–15</w:t>
+      </w:r>
       <w:r>
         <w:rPr>
           <w:lang w:val="es_ES" w:bidi="es_ES"/>
@@ -423,36 +381,24 @@
         </w:rPr>
         <w:t>El</w:t>
       </w:r>
-      <w:hyperlink r:id="rId20">
-        <w:r>
-          <w:rPr>
-            <w:lang w:val="es_ES" w:bidi="es_ES"/>
-          </w:rPr>
-          <w:rPr>
-            <w:color w:val="0000EE"/>
-            <w:u w:val="single"/>
-          </w:rPr>
-          <w:t xml:space="preserve"> Capítulo 2</w:t>
-        </w:r>
-      </w:hyperlink>
+      <w:r>
+        <w:rPr>
+          <w:lang w:val="es_ES" w:bidi="es_ES"/>
+        </w:rPr>
+        <w:t xml:space="preserve"> Capítulo 2</w:t>
+      </w:r>
       <w:r>
         <w:rPr>
           <w:lang w:val="es_ES" w:bidi="es_ES"/>
         </w:rPr>
         <w:t xml:space="preserve"> es el enfoque central de esta carta, donde Pedro describe y condena a los falsos maestros. Pedro se prepara para esta denuncia enfatizando la certeza del regreso de Cristo en gloria (</w:t>
       </w:r>
-      <w:hyperlink r:id="rId21">
-        <w:r>
-          <w:rPr>
-            <w:lang w:val="es_ES" w:bidi="es_ES"/>
-          </w:rPr>
-          <w:rPr>
-            <w:color w:val="0000EE"/>
-            <w:u w:val="single"/>
-          </w:rPr>
-          <w:t>1:16–21</w:t>
-        </w:r>
-      </w:hyperlink>
+      <w:r>
+        <w:rPr>
+          <w:lang w:val="es_ES" w:bidi="es_ES"/>
+        </w:rPr>
+        <w:t>1:16–21</w:t>
+      </w:r>
       <w:r>
         <w:rPr>
           <w:lang w:val="es_ES" w:bidi="es_ES"/>
@@ -473,72 +419,48 @@
         </w:rPr>
         <w:t>Pedro denuncia a los falsos maestros en cuatro etapas: predice su llegada (</w:t>
       </w:r>
-      <w:hyperlink r:id="rId22">
-        <w:r>
-          <w:rPr>
-            <w:lang w:val="es_ES" w:bidi="es_ES"/>
-          </w:rPr>
-          <w:rPr>
-            <w:color w:val="0000EE"/>
-            <w:u w:val="single"/>
-          </w:rPr>
-          <w:t>2:1–3</w:t>
-        </w:r>
-      </w:hyperlink>
+      <w:r>
+        <w:rPr>
+          <w:lang w:val="es_ES" w:bidi="es_ES"/>
+        </w:rPr>
+        <w:t>2:1–3</w:t>
+      </w:r>
       <w:r>
         <w:rPr>
           <w:lang w:val="es_ES" w:bidi="es_ES"/>
         </w:rPr>
         <w:t>), asegura que Dios los juzgará mientras rescata a los justos (</w:t>
       </w:r>
-      <w:hyperlink r:id="rId23">
-        <w:r>
-          <w:rPr>
-            <w:lang w:val="es_ES" w:bidi="es_ES"/>
-          </w:rPr>
-          <w:rPr>
-            <w:color w:val="0000EE"/>
-            <w:u w:val="single"/>
-          </w:rPr>
-          <w:t>2:4–10</w:t>
-        </w:r>
-      </w:hyperlink>
+      <w:r>
+        <w:rPr>
+          <w:lang w:val="es_ES" w:bidi="es_ES"/>
+        </w:rPr>
+        <w:t>2:4–10</w:t>
+      </w:r>
       <w:r>
         <w:rPr>
           <w:lang w:val="es_ES" w:bidi="es_ES"/>
         </w:rPr>
         <w:t>), enumera los pecados de estos falsos maestros (</w:t>
       </w:r>
-      <w:hyperlink r:id="rId24">
-        <w:r>
-          <w:rPr>
-            <w:lang w:val="es_ES" w:bidi="es_ES"/>
-          </w:rPr>
-          <w:rPr>
-            <w:color w:val="0000EE"/>
-            <w:u w:val="single"/>
-          </w:rPr>
-          <w:t>2:10–16</w:t>
-        </w:r>
-      </w:hyperlink>
+      <w:r>
+        <w:rPr>
+          <w:lang w:val="es_ES" w:bidi="es_ES"/>
+        </w:rPr>
+        <w:t>2:10–16</w:t>
+      </w:r>
       <w:r>
         <w:rPr>
           <w:lang w:val="es_ES" w:bidi="es_ES"/>
         </w:rPr>
         <w:t>) y pronuncia su condena (</w:t>
       </w:r>
-      <w:hyperlink r:id="rId25">
-        <w:r>
-          <w:rPr>
-            <w:lang w:val="es_ES" w:bidi="es_ES"/>
-          </w:rPr>
-          <w:rPr>
-            <w:color w:val="0000EE"/>
-            <w:u w:val="single"/>
-          </w:rPr>
-          <w:t>2:17–22</w:t>
-        </w:r>
-      </w:hyperlink>
+      <w:r>
+        <w:rPr>
+          <w:lang w:val="es_ES" w:bidi="es_ES"/>
+        </w:rPr>
+        <w:t>2:17–22</w:t>
+      </w:r>
       <w:r>
         <w:rPr>
           <w:lang w:val="es_ES" w:bidi="es_ES"/>
@@ -559,54 +481,36 @@
         </w:rPr>
         <w:t>Después de insistir aún más en que Cristo, en efecto, regresará en gloria para transformar el mundo (</w:t>
       </w:r>
-      <w:hyperlink r:id="rId26">
-        <w:r>
-          <w:rPr>
-            <w:lang w:val="es_ES" w:bidi="es_ES"/>
-          </w:rPr>
-          <w:rPr>
-            <w:color w:val="0000EE"/>
-            <w:u w:val="single"/>
-          </w:rPr>
-          <w:t>3:1–13</w:t>
-        </w:r>
-      </w:hyperlink>
+      <w:r>
+        <w:rPr>
+          <w:lang w:val="es_ES" w:bidi="es_ES"/>
+        </w:rPr>
+        <w:t>3:1–13</w:t>
+      </w:r>
       <w:r>
         <w:rPr>
           <w:lang w:val="es_ES" w:bidi="es_ES"/>
         </w:rPr>
         <w:t>), Pedro concluye la carta como la comenzó, orando para que sus lectores “crezcan en la gracia y el conocimiento de nuestro Señor y Salvador Jesucristo” (</w:t>
       </w:r>
-      <w:hyperlink r:id="rId27">
-        <w:r>
-          <w:rPr>
-            <w:lang w:val="es_ES" w:bidi="es_ES"/>
-          </w:rPr>
-          <w:rPr>
-            <w:color w:val="0000EE"/>
-            <w:u w:val="single"/>
-          </w:rPr>
-          <w:t>3:18,</w:t>
-        </w:r>
-      </w:hyperlink>
+      <w:r>
+        <w:rPr>
+          <w:lang w:val="es_ES" w:bidi="es_ES"/>
+        </w:rPr>
+        <w:t>3:18,</w:t>
+      </w:r>
       <w:r>
         <w:rPr>
           <w:lang w:val="es_ES" w:bidi="es_ES"/>
         </w:rPr>
         <w:t xml:space="preserve"> ver </w:t>
       </w:r>
-      <w:hyperlink r:id="rId18">
-        <w:r>
-          <w:rPr>
-            <w:lang w:val="es_ES" w:bidi="es_ES"/>
-          </w:rPr>
-          <w:rPr>
-            <w:color w:val="0000EE"/>
-            <w:u w:val="single"/>
-          </w:rPr>
-          <w:t>1:3–11</w:t>
-        </w:r>
-      </w:hyperlink>
+      <w:r>
+        <w:rPr>
+          <w:lang w:val="es_ES" w:bidi="es_ES"/>
+        </w:rPr>
+        <w:t>1:3–11</w:t>
+      </w:r>
       <w:r>
         <w:rPr>
           <w:lang w:val="es_ES" w:bidi="es_ES"/>
@@ -638,18 +542,12 @@
         </w:rPr>
         <w:t>El autor se identifica como Simón Pedro (</w:t>
       </w:r>
-      <w:hyperlink r:id="rId28">
-        <w:r>
-          <w:rPr>
-            <w:lang w:val="es_ES" w:bidi="es_ES"/>
-          </w:rPr>
-          <w:rPr>
-            <w:color w:val="0000EE"/>
-            <w:u w:val="single"/>
-          </w:rPr>
-          <w:t>1:1</w:t>
-        </w:r>
-      </w:hyperlink>
+      <w:r>
+        <w:rPr>
+          <w:lang w:val="es_ES" w:bidi="es_ES"/>
+        </w:rPr>
+        <w:t>1:1</w:t>
+      </w:r>
       <w:r>
         <w:rPr>
           <w:lang w:val="es_ES" w:bidi="es_ES"/>
@@ -668,18 +566,12 @@
         </w:rPr>
         <w:t>” (</w:t>
       </w:r>
-      <w:hyperlink r:id="rId14">
-        <w:r>
-          <w:rPr>
-            <w:lang w:val="es_ES" w:bidi="es_ES"/>
-          </w:rPr>
-          <w:rPr>
-            <w:color w:val="0000EE"/>
-            <w:u w:val="single"/>
-          </w:rPr>
-          <w:t>3:1</w:t>
-        </w:r>
-      </w:hyperlink>
+      <w:r>
+        <w:rPr>
+          <w:lang w:val="es_ES" w:bidi="es_ES"/>
+        </w:rPr>
+        <w:t>3:1</w:t>
+      </w:r>
       <w:r>
         <w:rPr>
           <w:lang w:val="es_ES" w:bidi="es_ES"/>
@@ -700,18 +592,12 @@
         </w:rPr>
         <w:t xml:space="preserve">En muchos aspectos, sin embargo, 2 Pedro no se parece a 1 Pedro, aunque contiene sorprendentes similitudes con la carta de Judas. Debido a esto, algunos intérpretes piensan que alguien más escribió 2 Pedro. Esta conclusión es innecesaria porque 2 Pedro aborda una situación muy diferente a la de 1 Pedro; naturalmente, el lenguaje y los conceptos varían. Además, es posible que Silas (el escriba de Pedro, también llamado Silvano en </w:t>
       </w:r>
-      <w:hyperlink r:id="rId29">
-        <w:r>
-          <w:rPr>
-            <w:lang w:val="es_ES" w:bidi="es_ES"/>
-          </w:rPr>
-          <w:rPr>
-            <w:color w:val="0000EE"/>
-            <w:u w:val="single"/>
-          </w:rPr>
-          <w:t>1 Pe 5:12</w:t>
-        </w:r>
-      </w:hyperlink>
+      <w:r>
+        <w:rPr>
+          <w:lang w:val="es_ES" w:bidi="es_ES"/>
+        </w:rPr>
+        <w:t>1 Pe 5:12</w:t>
+      </w:r>
       <w:r>
         <w:rPr>
           <w:lang w:val="es_ES" w:bidi="es_ES"/>
@@ -743,270 +629,180 @@
         </w:rPr>
         <w:t xml:space="preserve">Es innegable que 2 Pedro y Judas tienen algún tipo de relación literaria. Las dos cartas utilizan demasiadas expresiones inusuales similares para que las similitudes sean coincidencia o simplemente una cuestión de tradición oral compartida (cp. </w:t>
       </w:r>
-      <w:hyperlink r:id="rId30">
-        <w:r>
-          <w:rPr>
-            <w:lang w:val="es_ES" w:bidi="es_ES"/>
-          </w:rPr>
-          <w:rPr>
-            <w:color w:val="0000EE"/>
-            <w:u w:val="single"/>
-          </w:rPr>
-          <w:t>2 Pe 2:3</w:t>
-        </w:r>
-      </w:hyperlink>
+      <w:r>
+        <w:rPr>
+          <w:lang w:val="es_ES" w:bidi="es_ES"/>
+        </w:rPr>
+        <w:t>2 Pe 2:3</w:t>
+      </w:r>
       <w:r>
         <w:rPr>
           <w:lang w:val="es_ES" w:bidi="es_ES"/>
         </w:rPr>
         <w:t xml:space="preserve"> // </w:t>
       </w:r>
-      <w:hyperlink r:id="rId31">
-        <w:r>
-          <w:rPr>
-            <w:lang w:val="es_ES" w:bidi="es_ES"/>
-          </w:rPr>
-          <w:rPr>
-            <w:color w:val="0000EE"/>
-            <w:u w:val="single"/>
-          </w:rPr>
-          <w:t>Judas 1:4,</w:t>
-        </w:r>
-      </w:hyperlink>
+      <w:r>
+        <w:rPr>
+          <w:lang w:val="es_ES" w:bidi="es_ES"/>
+        </w:rPr>
+        <w:t>Judas 1:4,</w:t>
+      </w:r>
       <w:r>
         <w:rPr>
           <w:lang w:val="es_ES" w:bidi="es_ES"/>
         </w:rPr>
         <w:t xml:space="preserve"> </w:t>
       </w:r>
-      <w:hyperlink r:id="rId32">
-        <w:r>
-          <w:rPr>
-            <w:lang w:val="es_ES" w:bidi="es_ES"/>
-          </w:rPr>
-          <w:rPr>
-            <w:color w:val="0000EE"/>
-            <w:u w:val="single"/>
-          </w:rPr>
-          <w:t>2 Pe 2:4</w:t>
-        </w:r>
-      </w:hyperlink>
+      <w:r>
+        <w:rPr>
+          <w:lang w:val="es_ES" w:bidi="es_ES"/>
+        </w:rPr>
+        <w:t>2 Pe 2:4</w:t>
+      </w:r>
       <w:r>
         <w:rPr>
           <w:lang w:val="es_ES" w:bidi="es_ES"/>
         </w:rPr>
         <w:t xml:space="preserve"> // </w:t>
       </w:r>
-      <w:hyperlink r:id="rId33">
-        <w:r>
-          <w:rPr>
-            <w:lang w:val="es_ES" w:bidi="es_ES"/>
-          </w:rPr>
-          <w:rPr>
-            <w:color w:val="0000EE"/>
-            <w:u w:val="single"/>
-          </w:rPr>
-          <w:t>Judas 1:6,</w:t>
-        </w:r>
-      </w:hyperlink>
+      <w:r>
+        <w:rPr>
+          <w:lang w:val="es_ES" w:bidi="es_ES"/>
+        </w:rPr>
+        <w:t>Judas 1:6,</w:t>
+      </w:r>
       <w:r>
         <w:rPr>
           <w:lang w:val="es_ES" w:bidi="es_ES"/>
         </w:rPr>
         <w:t xml:space="preserve"> </w:t>
       </w:r>
-      <w:hyperlink r:id="rId34">
-        <w:r>
-          <w:rPr>
-            <w:lang w:val="es_ES" w:bidi="es_ES"/>
-          </w:rPr>
-          <w:rPr>
-            <w:color w:val="0000EE"/>
-            <w:u w:val="single"/>
-          </w:rPr>
-          <w:t>2 Pe 2:6</w:t>
-        </w:r>
-      </w:hyperlink>
+      <w:r>
+        <w:rPr>
+          <w:lang w:val="es_ES" w:bidi="es_ES"/>
+        </w:rPr>
+        <w:t>2 Pe 2:6</w:t>
+      </w:r>
       <w:r>
         <w:rPr>
           <w:lang w:val="es_ES" w:bidi="es_ES"/>
         </w:rPr>
         <w:t xml:space="preserve"> // </w:t>
       </w:r>
-      <w:hyperlink r:id="rId35">
-        <w:r>
-          <w:rPr>
-            <w:lang w:val="es_ES" w:bidi="es_ES"/>
-          </w:rPr>
-          <w:rPr>
-            <w:color w:val="0000EE"/>
-            <w:u w:val="single"/>
-          </w:rPr>
-          <w:t>Judas 1:7,</w:t>
-        </w:r>
-      </w:hyperlink>
+      <w:r>
+        <w:rPr>
+          <w:lang w:val="es_ES" w:bidi="es_ES"/>
+        </w:rPr>
+        <w:t>Judas 1:7,</w:t>
+      </w:r>
       <w:r>
         <w:rPr>
           <w:lang w:val="es_ES" w:bidi="es_ES"/>
         </w:rPr>
         <w:t xml:space="preserve"> </w:t>
       </w:r>
-      <w:hyperlink r:id="rId36">
-        <w:r>
-          <w:rPr>
-            <w:lang w:val="es_ES" w:bidi="es_ES"/>
-          </w:rPr>
-          <w:rPr>
-            <w:color w:val="0000EE"/>
-            <w:u w:val="single"/>
-          </w:rPr>
-          <w:t>2 Pe 2:10</w:t>
-        </w:r>
-      </w:hyperlink>
+      <w:r>
+        <w:rPr>
+          <w:lang w:val="es_ES" w:bidi="es_ES"/>
+        </w:rPr>
+        <w:t>2 Pe 2:10</w:t>
+      </w:r>
       <w:r>
         <w:rPr>
           <w:lang w:val="es_ES" w:bidi="es_ES"/>
         </w:rPr>
         <w:t xml:space="preserve"> // </w:t>
       </w:r>
-      <w:hyperlink r:id="rId37">
-        <w:r>
-          <w:rPr>
-            <w:lang w:val="es_ES" w:bidi="es_ES"/>
-          </w:rPr>
-          <w:rPr>
-            <w:color w:val="0000EE"/>
-            <w:u w:val="single"/>
-          </w:rPr>
-          <w:t>Judas 1:8,</w:t>
-        </w:r>
-      </w:hyperlink>
+      <w:r>
+        <w:rPr>
+          <w:lang w:val="es_ES" w:bidi="es_ES"/>
+        </w:rPr>
+        <w:t>Judas 1:8,</w:t>
+      </w:r>
       <w:r>
         <w:rPr>
           <w:lang w:val="es_ES" w:bidi="es_ES"/>
         </w:rPr>
         <w:t xml:space="preserve"> </w:t>
       </w:r>
-      <w:hyperlink r:id="rId38">
-        <w:r>
-          <w:rPr>
-            <w:lang w:val="es_ES" w:bidi="es_ES"/>
-          </w:rPr>
-          <w:rPr>
-            <w:color w:val="0000EE"/>
-            <w:u w:val="single"/>
-          </w:rPr>
-          <w:t>2 Pe 2:11</w:t>
-        </w:r>
-      </w:hyperlink>
+      <w:r>
+        <w:rPr>
+          <w:lang w:val="es_ES" w:bidi="es_ES"/>
+        </w:rPr>
+        <w:t>2 Pe 2:11</w:t>
+      </w:r>
       <w:r>
         <w:rPr>
           <w:lang w:val="es_ES" w:bidi="es_ES"/>
         </w:rPr>
         <w:t xml:space="preserve"> // </w:t>
       </w:r>
-      <w:hyperlink r:id="rId39">
-        <w:r>
-          <w:rPr>
-            <w:lang w:val="es_ES" w:bidi="es_ES"/>
-          </w:rPr>
-          <w:rPr>
-            <w:color w:val="0000EE"/>
-            <w:u w:val="single"/>
-          </w:rPr>
-          <w:t>Judas 1:9,</w:t>
-        </w:r>
-      </w:hyperlink>
+      <w:r>
+        <w:rPr>
+          <w:lang w:val="es_ES" w:bidi="es_ES"/>
+        </w:rPr>
+        <w:t>Judas 1:9,</w:t>
+      </w:r>
       <w:r>
         <w:rPr>
           <w:lang w:val="es_ES" w:bidi="es_ES"/>
         </w:rPr>
         <w:t xml:space="preserve"> </w:t>
       </w:r>
-      <w:hyperlink r:id="rId40">
-        <w:r>
-          <w:rPr>
-            <w:lang w:val="es_ES" w:bidi="es_ES"/>
-          </w:rPr>
-          <w:rPr>
-            <w:color w:val="0000EE"/>
-            <w:u w:val="single"/>
-          </w:rPr>
-          <w:t>2 Pe 2:13</w:t>
-        </w:r>
-      </w:hyperlink>
+      <w:r>
+        <w:rPr>
+          <w:lang w:val="es_ES" w:bidi="es_ES"/>
+        </w:rPr>
+        <w:t>2 Pe 2:13</w:t>
+      </w:r>
       <w:r>
         <w:rPr>
           <w:lang w:val="es_ES" w:bidi="es_ES"/>
         </w:rPr>
         <w:t>,</w:t>
       </w:r>
-      <w:hyperlink r:id="rId41">
-        <w:r>
-          <w:rPr>
-            <w:lang w:val="es_ES" w:bidi="es_ES"/>
-          </w:rPr>
-          <w:rPr>
-            <w:color w:val="0000EE"/>
-            <w:u w:val="single"/>
-          </w:rPr>
-          <w:t>17</w:t>
-        </w:r>
-      </w:hyperlink>
+      <w:r>
+        <w:rPr>
+          <w:lang w:val="es_ES" w:bidi="es_ES"/>
+        </w:rPr>
+        <w:t>17</w:t>
+      </w:r>
       <w:r>
         <w:rPr>
           <w:lang w:val="es_ES" w:bidi="es_ES"/>
         </w:rPr>
         <w:t xml:space="preserve"> // </w:t>
       </w:r>
-      <w:hyperlink r:id="rId42">
-        <w:r>
-          <w:rPr>
-            <w:lang w:val="es_ES" w:bidi="es_ES"/>
-          </w:rPr>
-          <w:rPr>
-            <w:color w:val="0000EE"/>
-            <w:u w:val="single"/>
-          </w:rPr>
-          <w:t>Judas 1:1</w:t>
-        </w:r>
-      </w:hyperlink>
+      <w:r>
+        <w:rPr>
+          <w:lang w:val="es_ES" w:bidi="es_ES"/>
+        </w:rPr>
+        <w:t>Judas 1:1</w:t>
+      </w:r>
       <w:r>
         <w:rPr>
           <w:lang w:val="es_ES" w:bidi="es_ES"/>
         </w:rPr>
         <w:t xml:space="preserve"> </w:t>
       </w:r>
-      <w:hyperlink r:id="rId43">
-        <w:r>
-          <w:rPr>
-            <w:lang w:val="es_ES" w:bidi="es_ES"/>
-          </w:rPr>
-          <w:rPr>
-            <w:color w:val="0000EE"/>
-            <w:u w:val="single"/>
-          </w:rPr>
-          <w:t>2 Pe 3:3</w:t>
-        </w:r>
-      </w:hyperlink>
+      <w:r>
+        <w:rPr>
+          <w:lang w:val="es_ES" w:bidi="es_ES"/>
+        </w:rPr>
+        <w:t>2 Pe 3:3</w:t>
+      </w:r>
       <w:r>
         <w:rPr>
           <w:lang w:val="es_ES" w:bidi="es_ES"/>
         </w:rPr>
         <w:t xml:space="preserve"> // </w:t>
       </w:r>
-      <w:hyperlink r:id="rId37">
-        <w:r>
-          <w:rPr>
-            <w:lang w:val="es_ES" w:bidi="es_ES"/>
-          </w:rPr>
-          <w:rPr>
-            <w:color w:val="0000EE"/>
-            <w:u w:val="single"/>
-          </w:rPr>
-          <w:t>Judas 1:8</w:t>
-        </w:r>
-      </w:hyperlink>
+      <w:r>
+        <w:rPr>
+          <w:lang w:val="es_ES" w:bidi="es_ES"/>
+        </w:rPr>
+        <w:t>Judas 1:8</w:t>
+      </w:r>
       <w:r>
         <w:rPr>
           <w:lang w:val="es_ES" w:bidi="es_ES"/>
@@ -1038,54 +834,36 @@
         </w:rPr>
         <w:t>Los falsos maestros que Pedro denuncia, no pueden ser identificados con ninguna herejía conocida en la iglesia antigua. Con su inmoralidad y escepticismo, estos falsos maestros asumían que la gracia de Dios les otorgaba la libertad de hacer lo que quisieran (</w:t>
       </w:r>
-      <w:hyperlink r:id="rId44">
-        <w:r>
-          <w:rPr>
-            <w:lang w:val="es_ES" w:bidi="es_ES"/>
-          </w:rPr>
-          <w:rPr>
-            <w:color w:val="0000EE"/>
-            <w:u w:val="single"/>
-          </w:rPr>
-          <w:t>2 Pe 2:19–20</w:t>
-        </w:r>
-      </w:hyperlink>
+      <w:r>
+        <w:rPr>
+          <w:lang w:val="es_ES" w:bidi="es_ES"/>
+        </w:rPr>
+        <w:t>2 Pe 2:19–20</w:t>
+      </w:r>
       <w:r>
         <w:rPr>
           <w:lang w:val="es_ES" w:bidi="es_ES"/>
         </w:rPr>
         <w:t xml:space="preserve">). No respetaban la autoridad (ver </w:t>
       </w:r>
-      <w:hyperlink r:id="rId45">
-        <w:r>
-          <w:rPr>
-            <w:lang w:val="es_ES" w:bidi="es_ES"/>
-          </w:rPr>
-          <w:rPr>
-            <w:color w:val="0000EE"/>
-            <w:u w:val="single"/>
-          </w:rPr>
-          <w:t>2:10–11</w:t>
-        </w:r>
-      </w:hyperlink>
+      <w:r>
+        <w:rPr>
+          <w:lang w:val="es_ES" w:bidi="es_ES"/>
+        </w:rPr>
+        <w:t>2:10–11</w:t>
+      </w:r>
       <w:r>
         <w:rPr>
           <w:lang w:val="es_ES" w:bidi="es_ES"/>
         </w:rPr>
         <w:t>). Se involucraban en sexo ilícito, exceso de bebida, comida, y codicia (</w:t>
       </w:r>
-      <w:hyperlink r:id="rId46">
-        <w:r>
-          <w:rPr>
-            <w:lang w:val="es_ES" w:bidi="es_ES"/>
-          </w:rPr>
-          <w:rPr>
-            <w:color w:val="0000EE"/>
-            <w:u w:val="single"/>
-          </w:rPr>
-          <w:t>2:13–20</w:t>
-        </w:r>
-      </w:hyperlink>
+      <w:r>
+        <w:rPr>
+          <w:lang w:val="es_ES" w:bidi="es_ES"/>
+        </w:rPr>
+        <w:t>2:13–20</w:t>
+      </w:r>
       <w:r>
         <w:rPr>
           <w:lang w:val="es_ES" w:bidi="es_ES"/>
@@ -1117,72 +895,48 @@
         </w:rPr>
         <w:t>Segunda Pedro está dominada por la preocupación por la presencia de falsos maestros en la iglesia. Aunque estos libertinos afirmaban ser cristianos (</w:t>
       </w:r>
-      <w:hyperlink r:id="rId47">
-        <w:r>
-          <w:rPr>
-            <w:lang w:val="es_ES" w:bidi="es_ES"/>
-          </w:rPr>
-          <w:rPr>
-            <w:color w:val="0000EE"/>
-            <w:u w:val="single"/>
-          </w:rPr>
-          <w:t>2:1</w:t>
-        </w:r>
-      </w:hyperlink>
+      <w:r>
+        <w:rPr>
+          <w:lang w:val="es_ES" w:bidi="es_ES"/>
+        </w:rPr>
+        <w:t>2:1</w:t>
+      </w:r>
       <w:r>
         <w:rPr>
           <w:lang w:val="es_ES" w:bidi="es_ES"/>
         </w:rPr>
         <w:t xml:space="preserve">, </w:t>
       </w:r>
-      <w:hyperlink r:id="rId48">
-        <w:r>
-          <w:rPr>
-            <w:lang w:val="es_ES" w:bidi="es_ES"/>
-          </w:rPr>
-          <w:rPr>
-            <w:color w:val="0000EE"/>
-            <w:u w:val="single"/>
-          </w:rPr>
-          <w:t>21–22</w:t>
-        </w:r>
-      </w:hyperlink>
+      <w:r>
+        <w:rPr>
+          <w:lang w:val="es_ES" w:bidi="es_ES"/>
+        </w:rPr>
+        <w:t>21–22</w:t>
+      </w:r>
       <w:r>
         <w:rPr>
           <w:lang w:val="es_ES" w:bidi="es_ES"/>
         </w:rPr>
         <w:t>), Pedro no deja duda de que en realidad estaban destinados a la condenación como rebeldes contra el Señor (</w:t>
       </w:r>
-      <w:hyperlink r:id="rId30">
-        <w:r>
-          <w:rPr>
-            <w:lang w:val="es_ES" w:bidi="es_ES"/>
-          </w:rPr>
-          <w:rPr>
-            <w:color w:val="0000EE"/>
-            <w:u w:val="single"/>
-          </w:rPr>
-          <w:t>2:3</w:t>
-        </w:r>
-      </w:hyperlink>
+      <w:r>
+        <w:rPr>
+          <w:lang w:val="es_ES" w:bidi="es_ES"/>
+        </w:rPr>
+        <w:t>2:3</w:t>
+      </w:r>
       <w:r>
         <w:rPr>
           <w:lang w:val="es_ES" w:bidi="es_ES"/>
         </w:rPr>
         <w:t>,</w:t>
       </w:r>
-      <w:hyperlink r:id="rId36">
-        <w:r>
-          <w:rPr>
-            <w:lang w:val="es_ES" w:bidi="es_ES"/>
-          </w:rPr>
-          <w:rPr>
-            <w:color w:val="0000EE"/>
-            <w:u w:val="single"/>
-          </w:rPr>
-          <w:t>10</w:t>
-        </w:r>
-      </w:hyperlink>
+      <w:r>
+        <w:rPr>
+          <w:lang w:val="es_ES" w:bidi="es_ES"/>
+        </w:rPr>
+        <w:t>10</w:t>
+      </w:r>
       <w:r>
         <w:rPr>
           <w:lang w:val="es_ES" w:bidi="es_ES"/>
